--- a/verification/research/nonos-zkolang.docx
+++ b/verification/research/nonos-zkolang.docx
@@ -216,25 +216,37 @@
         <w:t xml:space="preserve"> </w:t>
       </w:r>
       <w:r>
-        <w:t xml:space="preserve">are explicit about scope: the branchless core, register binding, and public</w:t>
-      </w:r>
-      <w:r>
-        <w:t xml:space="preserve"> </w:t>
-      </w:r>
-      <w:r>
-        <w:t xml:space="preserve">input and output binding are built and enforced today; random-access memory and</w:t>
-      </w:r>
-      <w:r>
-        <w:t xml:space="preserve"> </w:t>
-      </w:r>
-      <w:r>
-        <w:t xml:space="preserve">a hash port are named in the instruction set but not yet constrained, and we</w:t>
-      </w:r>
-      <w:r>
-        <w:t xml:space="preserve"> </w:t>
-      </w:r>
-      <w:r>
-        <w:t xml:space="preserve">never lean on them.</w:t>
+        <w:t xml:space="preserve">are explicit about scope: every opcode is enforced, so a program is proven</w:t>
+      </w:r>
+      <w:r>
+        <w:t xml:space="preserve"> </w:t>
+      </w:r>
+      <w:r>
+        <w:t xml:space="preserve">whole with no unimplemented instruction; what the language does not have is a</w:t>
+      </w:r>
+      <w:r>
+        <w:t xml:space="preserve"> </w:t>
+      </w:r>
+      <w:r>
+        <w:t xml:space="preserve">random-access memory or a hash primitive, a deliberate scope rather than a</w:t>
+      </w:r>
+      <w:r>
+        <w:t xml:space="preserve"> </w:t>
+      </w:r>
+      <w:r>
+        <w:t xml:space="preserve">missing piece, and we never lean on either. The core is a portable no_std crate</w:t>
+      </w:r>
+      <w:r>
+        <w:t xml:space="preserve"> </w:t>
+      </w:r>
+      <w:r>
+        <w:t xml:space="preserve">that depends only on the prover and makes no operating-system calls, so it runs</w:t>
+      </w:r>
+      <w:r>
+        <w:t xml:space="preserve"> </w:t>
+      </w:r>
+      <w:r>
+        <w:t xml:space="preserve">on any host, with NØNOS as the flagship integration.</w:t>
       </w:r>
     </w:p>
     <w:sdt>
@@ -411,25 +423,31 @@
         <w:pStyle w:val="BodyText"/>
       </w:pPr>
       <w:r>
-        <w:t xml:space="preserve">We are deliberate about the boundary between what is built and what is not. The</w:t>
-      </w:r>
-      <w:r>
-        <w:t xml:space="preserve"> </w:t>
-      </w:r>
-      <w:r>
-        <w:t xml:space="preserve">computational core is real and proven. Random-access memory and a Poseidon hash</w:t>
-      </w:r>
-      <w:r>
-        <w:t xml:space="preserve"> </w:t>
-      </w:r>
-      <w:r>
-        <w:t xml:space="preserve">port are present in the instruction set but not yet enforced by the AIR, and every</w:t>
-      </w:r>
-      <w:r>
-        <w:t xml:space="preserve"> </w:t>
-      </w:r>
-      <w:r>
-        <w:t xml:space="preserve">claim below respects that line.</w:t>
+        <w:t xml:space="preserve">We are deliberate about the boundary between what is built and what is not. Every</w:t>
+      </w:r>
+      <w:r>
+        <w:t xml:space="preserve"> </w:t>
+      </w:r>
+      <w:r>
+        <w:t xml:space="preserve">opcode is proven, so a program is proven whole. What the language deliberately</w:t>
+      </w:r>
+      <w:r>
+        <w:t xml:space="preserve"> </w:t>
+      </w:r>
+      <w:r>
+        <w:t xml:space="preserve">lacks is a random-access memory and a hash primitive; those are a future direction,</w:t>
+      </w:r>
+      <w:r>
+        <w:t xml:space="preserve"> </w:t>
+      </w:r>
+      <w:r>
+        <w:t xml:space="preserve">not an unfinished part of what is here, and every claim below respects that line.</w:t>
+      </w:r>
+      <w:r>
+        <w:t xml:space="preserve"> </w:t>
+      </w:r>
+      <w:r>
+        <w:t xml:space="preserve">The core is a portable no_std crate, and NØNOS is its flagship host.</w:t>
       </w:r>
     </w:p>
     <w:bookmarkEnd w:id="9"/>
@@ -1347,13 +1365,7 @@
         <w:pStyle w:val="BodyText"/>
       </w:pPr>
       <w:r>
-        <w:t xml:space="preserve">The instruction set has fifteen opcodes. Twelve are enforced by the step AIR</w:t>
-      </w:r>
-      <w:r>
-        <w:t xml:space="preserve"> </w:t>
-      </w:r>
-      <w:r>
-        <w:t xml:space="preserve">today:</w:t>
+        <w:t xml:space="preserve">The instruction set has twelve opcodes, and every one is enforced by the step AIR:</w:t>
       </w:r>
       <w:r>
         <w:t xml:space="preserve"> </w:t>
@@ -1485,7 +1497,13 @@
         <w:t xml:space="preserve">Out</w:t>
       </w:r>
       <w:r>
-        <w:t xml:space="preserve">, and</w:t>
+        <w:t xml:space="preserve">,</w:t>
+      </w:r>
+      <w:r>
+        <w:t xml:space="preserve"> </w:t>
+      </w:r>
+      <w:r>
+        <w:t xml:space="preserve">and</w:t>
       </w:r>
       <w:r>
         <w:t xml:space="preserve"> </w:t>
@@ -1497,64 +1515,19 @@
         <w:t xml:space="preserve">Halt</w:t>
       </w:r>
       <w:r>
-        <w:t xml:space="preserve">. Three are present in the executor and the type but not yet</w:t>
-      </w:r>
-      <w:r>
-        <w:t xml:space="preserve"> </w:t>
-      </w:r>
-      <w:r>
-        <w:t xml:space="preserve">constrained by the AIR: the memory opcodes</w:t>
-      </w:r>
-      <w:r>
-        <w:t xml:space="preserve"> </w:t>
-      </w:r>
-      <w:r>
-        <w:rPr>
-          <w:rStyle w:val="VerbatimChar"/>
-        </w:rPr>
-        <w:t xml:space="preserve">Load</w:t>
-      </w:r>
-      <w:r>
-        <w:t xml:space="preserve"> </w:t>
-      </w:r>
-      <w:r>
-        <w:t xml:space="preserve">and</w:t>
-      </w:r>
-      <w:r>
-        <w:t xml:space="preserve"> </w:t>
-      </w:r>
-      <w:r>
-        <w:rPr>
-          <w:rStyle w:val="VerbatimChar"/>
-        </w:rPr>
-        <w:t xml:space="preserve">Store</w:t>
-      </w:r>
-      <w:r>
-        <w:t xml:space="preserve">, and the Poseidon</w:t>
-      </w:r>
-      <w:r>
-        <w:t xml:space="preserve"> </w:t>
-      </w:r>
-      <w:r>
-        <w:t xml:space="preserve">port</w:t>
-      </w:r>
-      <w:r>
-        <w:t xml:space="preserve"> </w:t>
-      </w:r>
-      <w:r>
-        <w:rPr>
-          <w:rStyle w:val="VerbatimChar"/>
-        </w:rPr>
-        <w:t xml:space="preserve">Pos</w:t>
-      </w:r>
-      <w:r>
-        <w:t xml:space="preserve">. Each column of a trace row carries a claim, and the AIR is the</w:t>
-      </w:r>
-      <w:r>
-        <w:t xml:space="preserve"> </w:t>
-      </w:r>
-      <w:r>
-        <w:t xml:space="preserve">statement that those claims hold and cohere.</w:t>
+        <w:t xml:space="preserve">. There is no unproven instruction; a program built from these is proven</w:t>
+      </w:r>
+      <w:r>
+        <w:t xml:space="preserve"> </w:t>
+      </w:r>
+      <w:r>
+        <w:t xml:space="preserve">whole. Each column of a trace row carries a claim, and the AIR is the statement</w:t>
+      </w:r>
+      <w:r>
+        <w:t xml:space="preserve"> </w:t>
+      </w:r>
+      <w:r>
+        <w:t xml:space="preserve">that those claims hold and cohere.</w:t>
       </w:r>
     </w:p>
     <w:bookmarkEnd w:id="12"/>
@@ -2394,37 +2367,13 @@
         <w:t xml:space="preserve"> </w:t>
       </w:r>
       <w:r>
-        <w:t xml:space="preserve">memory would reintroduce the permutation argument, which is why</w:t>
-      </w:r>
-      <w:r>
-        <w:t xml:space="preserve"> </w:t>
-      </w:r>
-      <w:r>
-        <w:rPr>
-          <w:rStyle w:val="VerbatimChar"/>
-        </w:rPr>
-        <w:t xml:space="preserve">Load</w:t>
-      </w:r>
-      <w:r>
-        <w:t xml:space="preserve"> </w:t>
-      </w:r>
-      <w:r>
-        <w:t xml:space="preserve">and</w:t>
-      </w:r>
-      <w:r>
-        <w:t xml:space="preserve"> </w:t>
-      </w:r>
-      <w:r>
-        <w:rPr>
-          <w:rStyle w:val="VerbatimChar"/>
-        </w:rPr>
-        <w:t xml:space="preserve">Store</w:t>
-      </w:r>
-      <w:r>
-        <w:t xml:space="preserve"> </w:t>
-      </w:r>
-      <w:r>
-        <w:t xml:space="preserve">are deferred.</w:t>
+        <w:t xml:space="preserve">memory would reintroduce the permutation argument, which a future memory</w:t>
+      </w:r>
+      <w:r>
+        <w:t xml:space="preserve"> </w:t>
+      </w:r>
+      <w:r>
+        <w:t xml:space="preserve">extension would add.</w:t>
       </w:r>
     </w:p>
     <w:bookmarkEnd w:id="13"/>
@@ -2624,76 +2573,31 @@
         <w:pStyle w:val="BodyText"/>
       </w:pPr>
       <w:r>
-        <w:t xml:space="preserve">The boundary of that statement is the twelve enforced opcodes. The AIR says nothing</w:t>
-      </w:r>
-      <w:r>
-        <w:t xml:space="preserve"> </w:t>
-      </w:r>
-      <w:r>
-        <w:t xml:space="preserve">about</w:t>
-      </w:r>
-      <w:r>
-        <w:t xml:space="preserve"> </w:t>
-      </w:r>
-      <w:r>
-        <w:rPr>
-          <w:rStyle w:val="VerbatimChar"/>
-        </w:rPr>
-        <w:t xml:space="preserve">Load</w:t>
-      </w:r>
-      <w:r>
-        <w:t xml:space="preserve">,</w:t>
-      </w:r>
-      <w:r>
-        <w:t xml:space="preserve"> </w:t>
-      </w:r>
-      <w:r>
-        <w:rPr>
-          <w:rStyle w:val="VerbatimChar"/>
-        </w:rPr>
-        <w:t xml:space="preserve">Store</w:t>
-      </w:r>
-      <w:r>
-        <w:t xml:space="preserve">, or</w:t>
-      </w:r>
-      <w:r>
-        <w:t xml:space="preserve"> </w:t>
-      </w:r>
-      <w:r>
-        <w:rPr>
-          <w:rStyle w:val="VerbatimChar"/>
-        </w:rPr>
-        <w:t xml:space="preserve">Pos</w:t>
-      </w:r>
-      <w:r>
-        <w:t xml:space="preserve">, because a trace using them cannot be laid out</w:t>
-      </w:r>
-      <w:r>
-        <w:t xml:space="preserve"> </w:t>
-      </w:r>
-      <w:r>
-        <w:t xml:space="preserve">(</w:t>
-      </w:r>
-      <w:r>
-        <w:rPr>
-          <w:rStyle w:val="VerbatimChar"/>
-        </w:rPr>
-        <w:t xml:space="preserve">BuildError::NotInScope</w:t>
-      </w:r>
-      <w:r>
-        <w:t xml:space="preserve">) and is never proven. We do not claim memory consistency</w:t>
-      </w:r>
-      <w:r>
-        <w:t xml:space="preserve"> </w:t>
-      </w:r>
-      <w:r>
-        <w:t xml:space="preserve">or a hash relation. Those are future work, and the permutation argument that</w:t>
-      </w:r>
-      <w:r>
-        <w:t xml:space="preserve"> </w:t>
-      </w:r>
-      <w:r>
-        <w:t xml:space="preserve">register binding avoids today is exactly the tool the memory work will need.</w:t>
+        <w:t xml:space="preserve">Every opcode the machine has is enforced, so the statement covers whole programs</w:t>
+      </w:r>
+      <w:r>
+        <w:t xml:space="preserve"> </w:t>
+      </w:r>
+      <w:r>
+        <w:t xml:space="preserve">with no unproven instruction. What the machine deliberately lacks is a</w:t>
+      </w:r>
+      <w:r>
+        <w:t xml:space="preserve"> </w:t>
+      </w:r>
+      <w:r>
+        <w:t xml:space="preserve">random-access memory and a hash primitive. Adding a memory would be a future major</w:t>
+      </w:r>
+      <w:r>
+        <w:t xml:space="preserve"> </w:t>
+      </w:r>
+      <w:r>
+        <w:t xml:space="preserve">version whose consistency is a permutation argument over sorted accesses, exactly</w:t>
+      </w:r>
+      <w:r>
+        <w:t xml:space="preserve"> </w:t>
+      </w:r>
+      <w:r>
+        <w:t xml:space="preserve">the tool that static register binding avoids today.</w:t>
       </w:r>
     </w:p>
     <w:bookmarkEnd w:id="15"/>
@@ -3739,61 +3643,19 @@
         <w:pStyle w:val="BodyText"/>
       </w:pPr>
       <w:r>
-        <w:t xml:space="preserve">What is future work, stated plainly so it is not mistaken for present fact:</w:t>
-      </w:r>
-      <w:r>
-        <w:t xml:space="preserve"> </w:t>
-      </w:r>
-      <w:r>
-        <w:t xml:space="preserve">random-access memory with</w:t>
-      </w:r>
-      <w:r>
-        <w:t xml:space="preserve"> </w:t>
-      </w:r>
-      <w:r>
-        <w:rPr>
-          <w:rStyle w:val="VerbatimChar"/>
-        </w:rPr>
-        <w:t xml:space="preserve">Load</w:t>
-      </w:r>
-      <w:r>
-        <w:t xml:space="preserve"> </w:t>
-      </w:r>
-      <w:r>
-        <w:t xml:space="preserve">and</w:t>
-      </w:r>
-      <w:r>
-        <w:t xml:space="preserve"> </w:t>
-      </w:r>
-      <w:r>
-        <w:rPr>
-          <w:rStyle w:val="VerbatimChar"/>
-        </w:rPr>
-        <w:t xml:space="preserve">Store</w:t>
-      </w:r>
-      <w:r>
-        <w:t xml:space="preserve">, which needs a permutation argument</w:t>
-      </w:r>
-      <w:r>
-        <w:t xml:space="preserve"> </w:t>
-      </w:r>
-      <w:r>
-        <w:t xml:space="preserve">over sorted accesses for memory consistency; the Poseidon port</w:t>
-      </w:r>
-      <w:r>
-        <w:t xml:space="preserve"> </w:t>
-      </w:r>
-      <w:r>
-        <w:rPr>
-          <w:rStyle w:val="VerbatimChar"/>
-        </w:rPr>
-        <w:t xml:space="preserve">Pos</w:t>
-      </w:r>
-      <w:r>
-        <w:t xml:space="preserve"> </w:t>
-      </w:r>
-      <w:r>
-        <w:t xml:space="preserve">as its own</w:t>
+        <w:t xml:space="preserve">What is future work, stated plainly so it is not mistaken for present fact: a</w:t>
+      </w:r>
+      <w:r>
+        <w:t xml:space="preserve"> </w:t>
+      </w:r>
+      <w:r>
+        <w:t xml:space="preserve">random-access memory, which would need a permutation argument over sorted accesses</w:t>
+      </w:r>
+      <w:r>
+        <w:t xml:space="preserve"> </w:t>
+      </w:r>
+      <w:r>
+        <w:t xml:space="preserve">for consistency and would be a future major version; a hash primitive as its own</w:t>
       </w:r>
       <w:r>
         <w:t xml:space="preserve"> </w:t>
@@ -3973,7 +3835,13 @@
         <w:t xml:space="preserve"> </w:t>
       </w:r>
       <w:r>
-        <w:t xml:space="preserve">and proven; memory and hashing are named and deferred. The NOX fee makes proving a</w:t>
+        <w:t xml:space="preserve">and proven, with no unimplemented instruction; a random-access memory is a</w:t>
+      </w:r>
+      <w:r>
+        <w:t xml:space="preserve"> </w:t>
+      </w:r>
+      <w:r>
+        <w:t xml:space="preserve">deliberate future direction, not a missing piece. The NOX fee makes proving a</w:t>
       </w:r>
       <w:r>
         <w:t xml:space="preserve"> </w:t>
@@ -3985,7 +3853,7 @@
         <w:t xml:space="preserve"> </w:t>
       </w:r>
       <w:r>
-        <w:t xml:space="preserve">the deferred pieces can be added one constraint region at a time, each with the</w:t>
+        <w:t xml:space="preserve">a memory extension can be added later as its own constraint region, held to the</w:t>
       </w:r>
       <w:r>
         <w:t xml:space="preserve"> </w:t>
@@ -4011,6 +3879,14 @@
       </w:r>
       <w:r>
         <w:t xml:space="preserve">Appendix A: Opcode table</w:t>
+      </w:r>
+    </w:p>
+    <w:p>
+      <w:pPr>
+        <w:pStyle w:val="FirstParagraph"/>
+      </w:pPr>
+      <w:r>
+        <w:t xml:space="preserve">Every opcode is enforced by the step AIR.</w:t>
       </w:r>
     </w:p>
     <w:tbl>
@@ -4020,10 +3896,9 @@
         <w:tblLook w:firstRow="1" w:lastRow="0" w:firstColumn="0" w:lastColumn="0" w:noHBand="0" w:noVBand="0" w:val="0020"/>
       </w:tblPr>
       <w:tblGrid>
-        <w:gridCol w:w="1980"/>
-        <w:gridCol w:w="1980"/>
-        <w:gridCol w:w="1980"/>
-        <w:gridCol w:w="1980"/>
+        <w:gridCol w:w="2640"/>
+        <w:gridCol w:w="2640"/>
+        <w:gridCol w:w="2640"/>
       </w:tblGrid>
       <w:tr>
         <w:trPr>
@@ -4062,17 +3937,6 @@
             </w:r>
           </w:p>
         </w:tc>
-        <w:tc>
-          <w:tcPr/>
-          <w:p>
-            <w:pPr>
-              <w:pStyle w:val="Compact"/>
-            </w:pPr>
-            <w:r>
-              <w:t xml:space="preserve">Enforced</w:t>
-            </w:r>
-          </w:p>
-        </w:tc>
       </w:tr>
       <w:tr>
         <w:tc>
@@ -4117,17 +3981,6 @@
             </w:r>
           </w:p>
         </w:tc>
-        <w:tc>
-          <w:tcPr/>
-          <w:p>
-            <w:pPr>
-              <w:pStyle w:val="Compact"/>
-            </w:pPr>
-            <w:r>
-              <w:t xml:space="preserve">yes</w:t>
-            </w:r>
-          </w:p>
-        </w:tc>
       </w:tr>
       <w:tr>
         <w:tc>
@@ -4172,17 +4025,6 @@
             </w:r>
           </w:p>
         </w:tc>
-        <w:tc>
-          <w:tcPr/>
-          <w:p>
-            <w:pPr>
-              <w:pStyle w:val="Compact"/>
-            </w:pPr>
-            <w:r>
-              <w:t xml:space="preserve">yes</w:t>
-            </w:r>
-          </w:p>
-        </w:tc>
       </w:tr>
       <w:tr>
         <w:tc>
@@ -4227,17 +4069,6 @@
             </w:r>
           </w:p>
         </w:tc>
-        <w:tc>
-          <w:tcPr/>
-          <w:p>
-            <w:pPr>
-              <w:pStyle w:val="Compact"/>
-            </w:pPr>
-            <w:r>
-              <w:t xml:space="preserve">yes</w:t>
-            </w:r>
-          </w:p>
-        </w:tc>
       </w:tr>
       <w:tr>
         <w:tc>
@@ -4282,17 +4113,6 @@
             </w:r>
           </w:p>
         </w:tc>
-        <w:tc>
-          <w:tcPr/>
-          <w:p>
-            <w:pPr>
-              <w:pStyle w:val="Compact"/>
-            </w:pPr>
-            <w:r>
-              <w:t xml:space="preserve">yes</w:t>
-            </w:r>
-          </w:p>
-        </w:tc>
       </w:tr>
       <w:tr>
         <w:tc>
@@ -4337,17 +4157,6 @@
             </w:r>
           </w:p>
         </w:tc>
-        <w:tc>
-          <w:tcPr/>
-          <w:p>
-            <w:pPr>
-              <w:pStyle w:val="Compact"/>
-            </w:pPr>
-            <w:r>
-              <w:t xml:space="preserve">yes</w:t>
-            </w:r>
-          </w:p>
-        </w:tc>
       </w:tr>
       <w:tr>
         <w:tc>
@@ -4392,17 +4201,6 @@
             </w:r>
           </w:p>
         </w:tc>
-        <w:tc>
-          <w:tcPr/>
-          <w:p>
-            <w:pPr>
-              <w:pStyle w:val="Compact"/>
-            </w:pPr>
-            <w:r>
-              <w:t xml:space="preserve">yes</w:t>
-            </w:r>
-          </w:p>
-        </w:tc>
       </w:tr>
       <w:tr>
         <w:tc>
@@ -4447,17 +4245,6 @@
             </w:r>
           </w:p>
         </w:tc>
-        <w:tc>
-          <w:tcPr/>
-          <w:p>
-            <w:pPr>
-              <w:pStyle w:val="Compact"/>
-            </w:pPr>
-            <w:r>
-              <w:t xml:space="preserve">yes</w:t>
-            </w:r>
-          </w:p>
-        </w:tc>
       </w:tr>
       <w:tr>
         <w:tc>
@@ -4517,17 +4304,6 @@
             </w:r>
           </w:p>
         </w:tc>
-        <w:tc>
-          <w:tcPr/>
-          <w:p>
-            <w:pPr>
-              <w:pStyle w:val="Compact"/>
-            </w:pPr>
-            <w:r>
-              <w:t xml:space="preserve">yes</w:t>
-            </w:r>
-          </w:p>
-        </w:tc>
       </w:tr>
       <w:tr>
         <w:tc>
@@ -4572,17 +4348,6 @@
             </w:r>
           </w:p>
         </w:tc>
-        <w:tc>
-          <w:tcPr/>
-          <w:p>
-            <w:pPr>
-              <w:pStyle w:val="Compact"/>
-            </w:pPr>
-            <w:r>
-              <w:t xml:space="preserve">yes</w:t>
-            </w:r>
-          </w:p>
-        </w:tc>
       </w:tr>
       <w:tr>
         <w:tc>
@@ -4627,17 +4392,6 @@
             </w:r>
           </w:p>
         </w:tc>
-        <w:tc>
-          <w:tcPr/>
-          <w:p>
-            <w:pPr>
-              <w:pStyle w:val="Compact"/>
-            </w:pPr>
-            <w:r>
-              <w:t xml:space="preserve">yes</w:t>
-            </w:r>
-          </w:p>
-        </w:tc>
       </w:tr>
       <w:tr>
         <w:tc>
@@ -4682,17 +4436,6 @@
             </w:r>
           </w:p>
         </w:tc>
-        <w:tc>
-          <w:tcPr/>
-          <w:p>
-            <w:pPr>
-              <w:pStyle w:val="Compact"/>
-            </w:pPr>
-            <w:r>
-              <w:t xml:space="preserve">yes</w:t>
-            </w:r>
-          </w:p>
-        </w:tc>
       </w:tr>
       <w:tr>
         <w:tc>
@@ -4725,182 +4468,6 @@
             </w:pPr>
             <w:r>
               <w:t xml:space="preserve">end of program</w:t>
-            </w:r>
-          </w:p>
-        </w:tc>
-        <w:tc>
-          <w:tcPr/>
-          <w:p>
-            <w:pPr>
-              <w:pStyle w:val="Compact"/>
-            </w:pPr>
-            <w:r>
-              <w:t xml:space="preserve">yes</w:t>
-            </w:r>
-          </w:p>
-        </w:tc>
-      </w:tr>
-      <w:tr>
-        <w:tc>
-          <w:tcPr/>
-          <w:p>
-            <w:pPr>
-              <w:pStyle w:val="Compact"/>
-            </w:pPr>
-            <w:r>
-              <w:rPr>
-                <w:rStyle w:val="VerbatimChar"/>
-              </w:rPr>
-              <w:t xml:space="preserve">Load</w:t>
-            </w:r>
-          </w:p>
-        </w:tc>
-        <w:tc>
-          <w:tcPr/>
-          <w:p>
-            <w:pPr>
-              <w:pStyle w:val="Compact"/>
-            </w:pPr>
-            <w:r>
-              <w:rPr>
-                <w:rStyle w:val="VerbatimChar"/>
-              </w:rPr>
-              <w:t xml:space="preserve">d, a</w:t>
-            </w:r>
-          </w:p>
-        </w:tc>
-        <w:tc>
-          <w:tcPr/>
-          <w:p>
-            <w:pPr>
-              <w:pStyle w:val="Compact"/>
-            </w:pPr>
-            <w:r>
-              <w:rPr>
-                <w:rStyle w:val="VerbatimChar"/>
-              </w:rPr>
-              <w:t xml:space="preserve">r_d = mem[r_a]</w:t>
-            </w:r>
-          </w:p>
-        </w:tc>
-        <w:tc>
-          <w:tcPr/>
-          <w:p>
-            <w:pPr>
-              <w:pStyle w:val="Compact"/>
-            </w:pPr>
-            <w:r>
-              <w:t xml:space="preserve">no</w:t>
-            </w:r>
-          </w:p>
-        </w:tc>
-      </w:tr>
-      <w:tr>
-        <w:tc>
-          <w:tcPr/>
-          <w:p>
-            <w:pPr>
-              <w:pStyle w:val="Compact"/>
-            </w:pPr>
-            <w:r>
-              <w:rPr>
-                <w:rStyle w:val="VerbatimChar"/>
-              </w:rPr>
-              <w:t xml:space="preserve">Store</w:t>
-            </w:r>
-          </w:p>
-        </w:tc>
-        <w:tc>
-          <w:tcPr/>
-          <w:p>
-            <w:pPr>
-              <w:pStyle w:val="Compact"/>
-            </w:pPr>
-            <w:r>
-              <w:rPr>
-                <w:rStyle w:val="VerbatimChar"/>
-              </w:rPr>
-              <w:t xml:space="preserve">a, b</w:t>
-            </w:r>
-          </w:p>
-        </w:tc>
-        <w:tc>
-          <w:tcPr/>
-          <w:p>
-            <w:pPr>
-              <w:pStyle w:val="Compact"/>
-            </w:pPr>
-            <w:r>
-              <w:rPr>
-                <w:rStyle w:val="VerbatimChar"/>
-              </w:rPr>
-              <w:t xml:space="preserve">mem[r_a] = r_b</w:t>
-            </w:r>
-          </w:p>
-        </w:tc>
-        <w:tc>
-          <w:tcPr/>
-          <w:p>
-            <w:pPr>
-              <w:pStyle w:val="Compact"/>
-            </w:pPr>
-            <w:r>
-              <w:t xml:space="preserve">no</w:t>
-            </w:r>
-          </w:p>
-        </w:tc>
-      </w:tr>
-      <w:tr>
-        <w:tc>
-          <w:tcPr/>
-          <w:p>
-            <w:pPr>
-              <w:pStyle w:val="Compact"/>
-            </w:pPr>
-            <w:r>
-              <w:rPr>
-                <w:rStyle w:val="VerbatimChar"/>
-              </w:rPr>
-              <w:t xml:space="preserve">Pos</w:t>
-            </w:r>
-          </w:p>
-        </w:tc>
-        <w:tc>
-          <w:tcPr/>
-          <w:p>
-            <w:pPr>
-              <w:pStyle w:val="Compact"/>
-            </w:pPr>
-            <w:r>
-              <w:rPr>
-                <w:rStyle w:val="VerbatimChar"/>
-              </w:rPr>
-              <w:t xml:space="preserve">d, a, b</w:t>
-            </w:r>
-          </w:p>
-        </w:tc>
-        <w:tc>
-          <w:tcPr/>
-          <w:p>
-            <w:pPr>
-              <w:pStyle w:val="Compact"/>
-            </w:pPr>
-            <w:r>
-              <w:rPr>
-                <w:rStyle w:val="VerbatimChar"/>
-              </w:rPr>
-              <w:t xml:space="preserve">r_d = poseidon2(r_a, r_b)</w:t>
-            </w:r>
-          </w:p>
-        </w:tc>
-        <w:tc>
-          <w:tcPr/>
-          <w:p>
-            <w:pPr>
-              <w:pStyle w:val="Compact"/>
-            </w:pPr>
-            <w:r>
-              <w:t xml:space="preserve">no</w:t>
             </w:r>
           </w:p>
         </w:tc>

--- a/verification/research/nonos-zkolang.docx
+++ b/verification/research/nonos-zkolang.docx
@@ -210,7 +210,7 @@
         <w:t xml:space="preserve"> </w:t>
       </w:r>
       <w:r>
-        <w:t xml:space="preserve">shapes and an accept-and-reject evidence suite of thirty in-process proofs. We</w:t>
+        <w:t xml:space="preserve">shapes and an accept-and-reject evidence suite of thirty-six in-process proofs. We</w:t>
       </w:r>
       <w:r>
         <w:t xml:space="preserve"> </w:t>
@@ -739,6 +739,18 @@
         <w:rPr>
           <w:rStyle w:val="VerbatimChar"/>
         </w:rPr>
+        <w:t xml:space="preserve">secret</w:t>
+      </w:r>
+      <w:r>
+        <w:t xml:space="preserve">,</w:t>
+      </w:r>
+      <w:r>
+        <w:t xml:space="preserve"> </w:t>
+      </w:r>
+      <w:r>
+        <w:rPr>
+          <w:rStyle w:val="VerbatimChar"/>
+        </w:rPr>
         <w:t xml:space="preserve">output</w:t>
       </w:r>
       <w:r>
@@ -846,7 +858,7 @@
         <w:rPr>
           <w:rStyle w:val="VerbatimChar"/>
         </w:rPr>
-        <w:t xml:space="preserve">          | 'input' ident ';' | 'output' expr ';'</w:t>
+        <w:t xml:space="preserve">          | 'input' ident ';' | 'secret' ident ';' | 'output' expr ';'</w:t>
       </w:r>
       <w:r>
         <w:br/>
@@ -1088,7 +1100,43 @@
         <w:t xml:space="preserve"> </w:t>
       </w:r>
       <w:r>
-        <w:t xml:space="preserve">to the next public input, and</w:t>
+        <w:t xml:space="preserve">to the next public input,</w:t>
+      </w:r>
+      <w:r>
+        <w:t xml:space="preserve"> </w:t>
+      </w:r>
+      <w:r>
+        <w:rPr>
+          <w:rStyle w:val="VerbatimChar"/>
+        </w:rPr>
+        <w:t xml:space="preserve">secret w</w:t>
+      </w:r>
+      <w:r>
+        <w:t xml:space="preserve"> </w:t>
+      </w:r>
+      <w:r>
+        <w:t xml:space="preserve">binds</w:t>
+      </w:r>
+      <w:r>
+        <w:t xml:space="preserve"> </w:t>
+      </w:r>
+      <w:r>
+        <w:rPr>
+          <w:rStyle w:val="VerbatimChar"/>
+        </w:rPr>
+        <w:t xml:space="preserve">w</w:t>
+      </w:r>
+      <w:r>
+        <w:t xml:space="preserve"> </w:t>
+      </w:r>
+      <w:r>
+        <w:t xml:space="preserve">to a private</w:t>
+      </w:r>
+      <w:r>
+        <w:t xml:space="preserve"> </w:t>
+      </w:r>
+      <w:r>
+        <w:t xml:space="preserve">witness that never enters the public statement, and</w:t>
       </w:r>
       <w:r>
         <w:t xml:space="preserve"> </w:t>
@@ -1118,7 +1166,13 @@
         <w:t xml:space="preserve"> </w:t>
       </w:r>
       <w:r>
-        <w:t xml:space="preserve">as the next public output.</w:t>
+        <w:t xml:space="preserve">as the</w:t>
+      </w:r>
+      <w:r>
+        <w:t xml:space="preserve"> </w:t>
+      </w:r>
+      <w:r>
+        <w:t xml:space="preserve">next public output.</w:t>
       </w:r>
     </w:p>
     <w:p>
@@ -3414,7 +3468,7 @@
         <w:pStyle w:val="BodyText"/>
       </w:pPr>
       <w:r>
-        <w:t xml:space="preserve">The correctness evidence is a suite of thirty in-process proofs in</w:t>
+        <w:t xml:space="preserve">The correctness evidence is a suite of thirty-six in-process proofs in</w:t>
       </w:r>
       <w:r>
         <w:t xml:space="preserve"> </w:t>
@@ -3486,19 +3540,43 @@
         <w:t xml:space="preserve"> </w:t>
       </w:r>
       <w:r>
-        <w:t xml:space="preserve">forged public input; and a forged public output. The language is covered end to</w:t>
-      </w:r>
-      <w:r>
-        <w:t xml:space="preserve"> </w:t>
-      </w:r>
-      <w:r>
-        <w:t xml:space="preserve">end: a true program verifies, a false claim yields no proof, and a malformed</w:t>
-      </w:r>
-      <w:r>
-        <w:t xml:space="preserve"> </w:t>
-      </w:r>
-      <w:r>
-        <w:t xml:space="preserve">program is a typed compile error.</w:t>
+        <w:t xml:space="preserve">forged public input; and a forged public output. The statement binding is</w:t>
+      </w:r>
+      <w:r>
+        <w:t xml:space="preserve"> </w:t>
+      </w:r>
+      <w:r>
+        <w:t xml:space="preserve">exercised too: a proof bound to one program commitment or trace length is rejected</w:t>
+      </w:r>
+      <w:r>
+        <w:t xml:space="preserve"> </w:t>
+      </w:r>
+      <w:r>
+        <w:t xml:space="preserve">under a forged one, since the public statement seeds the Fiat-Shamir transcript.</w:t>
+      </w:r>
+      <w:r>
+        <w:t xml:space="preserve"> </w:t>
+      </w:r>
+      <w:r>
+        <w:t xml:space="preserve">The private witness is covered: a program proves knowledge of a secret square root</w:t>
+      </w:r>
+      <w:r>
+        <w:t xml:space="preserve"> </w:t>
+      </w:r>
+      <w:r>
+        <w:t xml:space="preserve">without the witness entering the public statement, and a wrong witness yields no</w:t>
+      </w:r>
+      <w:r>
+        <w:t xml:space="preserve"> </w:t>
+      </w:r>
+      <w:r>
+        <w:t xml:space="preserve">proof. The language is covered end to end: a true program verifies, a false claim</w:t>
+      </w:r>
+      <w:r>
+        <w:t xml:space="preserve"> </w:t>
+      </w:r>
+      <w:r>
+        <w:t xml:space="preserve">yields no proof, and a malformed program is a typed compile error.</w:t>
       </w:r>
     </w:p>
     <w:bookmarkEnd w:id="19"/>
@@ -3661,19 +3739,40 @@
         <w:t xml:space="preserve"> </w:t>
       </w:r>
       <w:r>
-        <w:t xml:space="preserve">constraint region; a private witness so that an input can be hidden from the</w:t>
-      </w:r>
-      <w:r>
-        <w:t xml:space="preserve"> </w:t>
-      </w:r>
-      <w:r>
-        <w:t xml:space="preserve">verifier, which zKølang does not offer today since all inputs are public; and the</w:t>
-      </w:r>
-      <w:r>
-        <w:t xml:space="preserve"> </w:t>
-      </w:r>
-      <w:r>
-        <w:t xml:space="preserve">on-chain settlement of the NOX fee. None of these is in the tree, and no claim</w:t>
+        <w:t xml:space="preserve">constraint region; full zero-knowledge, a hiding proof, since a</w:t>
+      </w:r>
+      <w:r>
+        <w:t xml:space="preserve"> </w:t>
+      </w:r>
+      <w:r>
+        <w:rPr>
+          <w:rStyle w:val="VerbatimChar"/>
+        </w:rPr>
+        <w:t xml:space="preserve">secret</w:t>
+      </w:r>
+      <w:r>
+        <w:t xml:space="preserve"> </w:t>
+      </w:r>
+      <w:r>
+        <w:t xml:space="preserve">input is</w:t>
+      </w:r>
+      <w:r>
+        <w:t xml:space="preserve"> </w:t>
+      </w:r>
+      <w:r>
+        <w:t xml:space="preserve">a private witness kept out of the public statement but the STARK is not yet hiding</w:t>
+      </w:r>
+      <w:r>
+        <w:t xml:space="preserve"> </w:t>
+      </w:r>
+      <w:r>
+        <w:t xml:space="preserve">so the openings could leak trace values; and the on-chain settlement of the NOX</w:t>
+      </w:r>
+      <w:r>
+        <w:t xml:space="preserve"> </w:t>
+      </w:r>
+      <w:r>
+        <w:t xml:space="preserve">fee. None of these is in the tree, and no claim</w:t>
       </w:r>
       <w:r>
         <w:t xml:space="preserve"> </w:t>

--- a/verification/research/nonos-zkolang.docx
+++ b/verification/research/nonos-zkolang.docx
@@ -920,7 +920,7 @@
         <w:pStyle w:val="FirstParagraph"/>
       </w:pPr>
       <w:r>
-        <w:t xml:space="preserve">The semantics are straight-line and single-assignment. A</w:t>
+        <w:t xml:space="preserve">The semantics are straight-line and single-assignment at the source level. A</w:t>
       </w:r>
       <w:r>
         <w:t xml:space="preserve"> </w:t>
@@ -935,19 +935,31 @@
         <w:t xml:space="preserve"> </w:t>
       </w:r>
       <w:r>
-        <w:t xml:space="preserve">evaluates its</w:t>
-      </w:r>
-      <w:r>
-        <w:t xml:space="preserve"> </w:t>
-      </w:r>
-      <w:r>
-        <w:t xml:space="preserve">expression and binds a name to the result; a name resolves to the most recent</w:t>
-      </w:r>
-      <w:r>
-        <w:t xml:space="preserve"> </w:t>
-      </w:r>
-      <w:r>
-        <w:t xml:space="preserve">binding, giving lexical shadowing. Arithmetic is field add, subtract, and</w:t>
+        <w:t xml:space="preserve">evaluates its expression and binds a name to the result; a name resolves to the</w:t>
+      </w:r>
+      <w:r>
+        <w:t xml:space="preserve"> </w:t>
+      </w:r>
+      <w:r>
+        <w:t xml:space="preserve">most recent binding, giving lexical shadowing. The compiler reuses physical</w:t>
+      </w:r>
+      <w:r>
+        <w:t xml:space="preserve"> </w:t>
+      </w:r>
+      <w:r>
+        <w:t xml:space="preserve">registers once a temporary is dead, so register indices stay compile-time</w:t>
+      </w:r>
+      <w:r>
+        <w:t xml:space="preserve"> </w:t>
+      </w:r>
+      <w:r>
+        <w:t xml:space="preserve">constants (which is all the register binding needs) while larger programs fit the</w:t>
+      </w:r>
+      <w:r>
+        <w:t xml:space="preserve"> </w:t>
+      </w:r>
+      <w:r>
+        <w:t xml:space="preserve">sixteen-register file. Arithmetic is field add, subtract, and</w:t>
       </w:r>
       <w:r>
         <w:t xml:space="preserve"> </w:t>

--- a/verification/research/nonos-zkolang.docx
+++ b/verification/research/nonos-zkolang.docx
@@ -210,7 +210,7 @@
         <w:t xml:space="preserve"> </w:t>
       </w:r>
       <w:r>
-        <w:t xml:space="preserve">shapes and an accept-and-reject evidence suite of thirty-six in-process proofs. We</w:t>
+        <w:t xml:space="preserve">shapes and an accept-and-reject evidence suite of fifty-two in-process proofs. We</w:t>
       </w:r>
       <w:r>
         <w:t xml:space="preserve"> </w:t>
@@ -778,6 +778,30 @@
         <w:t xml:space="preserve">sel</w:t>
       </w:r>
       <w:r>
+        <w:t xml:space="preserve">,</w:t>
+      </w:r>
+      <w:r>
+        <w:t xml:space="preserve"> </w:t>
+      </w:r>
+      <w:r>
+        <w:rPr>
+          <w:rStyle w:val="VerbatimChar"/>
+        </w:rPr>
+        <w:t xml:space="preserve">for</w:t>
+      </w:r>
+      <w:r>
+        <w:t xml:space="preserve">,</w:t>
+      </w:r>
+      <w:r>
+        <w:t xml:space="preserve"> </w:t>
+      </w:r>
+      <w:r>
+        <w:rPr>
+          <w:rStyle w:val="VerbatimChar"/>
+        </w:rPr>
+        <w:t xml:space="preserve">in</w:t>
+      </w:r>
+      <w:r>
         <w:t xml:space="preserve">, the operators</w:t>
       </w:r>
       <w:r>
@@ -787,34 +811,43 @@
         <w:rPr>
           <w:rStyle w:val="VerbatimChar"/>
         </w:rPr>
-        <w:t xml:space="preserve">+ - * ==</w:t>
-      </w:r>
-      <w:r>
-        <w:t xml:space="preserve">, the</w:t>
-      </w:r>
-      <w:r>
-        <w:t xml:space="preserve"> </w:t>
-      </w:r>
-      <w:r>
-        <w:t xml:space="preserve">punctuation</w:t>
-      </w:r>
-      <w:r>
-        <w:t xml:space="preserve"> </w:t>
-      </w:r>
-      <w:r>
-        <w:rPr>
-          <w:rStyle w:val="VerbatimChar"/>
-        </w:rPr>
-        <w:t xml:space="preserve">( ) , ;</w:t>
-      </w:r>
-      <w:r>
-        <w:t xml:space="preserve">, identifiers, and decimal numerals</w:t>
-      </w:r>
-      <w:r>
-        <w:t xml:space="preserve"> </w:t>
-      </w:r>
-      <w:r>
-        <w:t xml:space="preserve">(</w:t>
+        <w:t xml:space="preserve">+ - * / == !=</w:t>
+      </w:r>
+      <w:r>
+        <w:t xml:space="preserve"> </w:t>
+      </w:r>
+      <w:r>
+        <w:t xml:space="preserve">and unary</w:t>
+      </w:r>
+      <w:r>
+        <w:t xml:space="preserve"> </w:t>
+      </w:r>
+      <w:r>
+        <w:rPr>
+          <w:rStyle w:val="VerbatimChar"/>
+        </w:rPr>
+        <w:t xml:space="preserve">-</w:t>
+      </w:r>
+      <w:r>
+        <w:t xml:space="preserve">, the punctuation</w:t>
+      </w:r>
+      <w:r>
+        <w:t xml:space="preserve"> </w:t>
+      </w:r>
+      <w:r>
+        <w:rPr>
+          <w:rStyle w:val="VerbatimChar"/>
+        </w:rPr>
+        <w:t xml:space="preserve">( ) , ; { } ..</w:t>
+      </w:r>
+      <w:r>
+        <w:t xml:space="preserve">, identifiers, and</w:t>
+      </w:r>
+      <w:r>
+        <w:t xml:space="preserve"> </w:t>
+      </w:r>
+      <w:r>
+        <w:t xml:space="preserve">decimal numerals (</w:t>
       </w:r>
       <w:r>
         <w:rPr>
@@ -823,13 +856,13 @@
         <w:t xml:space="preserve">userland/nonos_zkolang/src/lang/lex.rs</w:t>
       </w:r>
       <w:r>
-        <w:t xml:space="preserve">). The grammar, lowest precedence first,</w:t>
-      </w:r>
-      <w:r>
-        <w:t xml:space="preserve"> </w:t>
-      </w:r>
-      <w:r>
-        <w:t xml:space="preserve">is:</w:t>
+        <w:t xml:space="preserve">). The grammar, lowest</w:t>
+      </w:r>
+      <w:r>
+        <w:t xml:space="preserve"> </w:t>
+      </w:r>
+      <w:r>
+        <w:t xml:space="preserve">precedence first, is:</w:t>
       </w:r>
     </w:p>
     <w:p>
@@ -867,6 +900,15 @@
         <w:rPr>
           <w:rStyle w:val="VerbatimChar"/>
         </w:rPr>
+        <w:t xml:space="preserve">          | 'for' ident 'in' number '..' number '{' stmt* '}'</w:t>
+      </w:r>
+      <w:r>
+        <w:br/>
+      </w:r>
+      <w:r>
+        <w:rPr>
+          <w:rStyle w:val="VerbatimChar"/>
+        </w:rPr>
         <w:t xml:space="preserve">expr     := equality</w:t>
       </w:r>
       <w:r>
@@ -876,7 +918,7 @@
         <w:rPr>
           <w:rStyle w:val="VerbatimChar"/>
         </w:rPr>
-        <w:t xml:space="preserve">equality := sum ('==' sum)?</w:t>
+        <w:t xml:space="preserve">equality := sum (('==' | '!=') sum)?</w:t>
       </w:r>
       <w:r>
         <w:br/>
@@ -894,7 +936,16 @@
         <w:rPr>
           <w:rStyle w:val="VerbatimChar"/>
         </w:rPr>
-        <w:t xml:space="preserve">product  := primary ('*' primary)*</w:t>
+        <w:t xml:space="preserve">product  := unary (('*' | '/') unary)*</w:t>
+      </w:r>
+      <w:r>
+        <w:br/>
+      </w:r>
+      <w:r>
+        <w:rPr>
+          <w:rStyle w:val="VerbatimChar"/>
+        </w:rPr>
+        <w:t xml:space="preserve">unary    := '-' unary | primary</w:t>
       </w:r>
       <w:r>
         <w:br/>
@@ -3480,7 +3531,7 @@
         <w:pStyle w:val="BodyText"/>
       </w:pPr>
       <w:r>
-        <w:t xml:space="preserve">The correctness evidence is a suite of thirty-six in-process proofs in</w:t>
+        <w:t xml:space="preserve">The correctness evidence is a suite of fifty-two in-process proofs in</w:t>
       </w:r>
       <w:r>
         <w:t xml:space="preserve"> </w:t>

--- a/verification/research/nonos-zkolang.docx
+++ b/verification/research/nonos-zkolang.docx
@@ -210,7 +210,7 @@
         <w:t xml:space="preserve"> </w:t>
       </w:r>
       <w:r>
-        <w:t xml:space="preserve">shapes and an accept-and-reject evidence suite of fifty-two in-process proofs. We</w:t>
+        <w:t xml:space="preserve">shapes and an accept-and-reject evidence suite of fifty-eight in-process proofs. We</w:t>
       </w:r>
       <w:r>
         <w:t xml:space="preserve"> </w:t>
@@ -802,6 +802,30 @@
         <w:t xml:space="preserve">in</w:t>
       </w:r>
       <w:r>
+        <w:t xml:space="preserve">,</w:t>
+      </w:r>
+      <w:r>
+        <w:t xml:space="preserve"> </w:t>
+      </w:r>
+      <w:r>
+        <w:rPr>
+          <w:rStyle w:val="VerbatimChar"/>
+        </w:rPr>
+        <w:t xml:space="preserve">if</w:t>
+      </w:r>
+      <w:r>
+        <w:t xml:space="preserve">,</w:t>
+      </w:r>
+      <w:r>
+        <w:t xml:space="preserve"> </w:t>
+      </w:r>
+      <w:r>
+        <w:rPr>
+          <w:rStyle w:val="VerbatimChar"/>
+        </w:rPr>
+        <w:t xml:space="preserve">else</w:t>
+      </w:r>
+      <w:r>
         <w:t xml:space="preserve">, the operators</w:t>
       </w:r>
       <w:r>
@@ -965,6 +989,15 @@
         </w:rPr>
         <w:t xml:space="preserve">          | 'inv' '(' expr ')' | 'sel' '(' expr ',' expr ',' expr ')'</w:t>
       </w:r>
+      <w:r>
+        <w:br/>
+      </w:r>
+      <w:r>
+        <w:rPr>
+          <w:rStyle w:val="VerbatimChar"/>
+        </w:rPr>
+        <w:t xml:space="preserve">          | 'if' expr '{' expr '}' 'else' '{' expr '}'</w:t>
+      </w:r>
     </w:p>
     <w:p>
       <w:pPr>
@@ -1064,10 +1097,25 @@
         <w:t xml:space="preserve">sel(c, a, b)</w:t>
       </w:r>
       <w:r>
-        <w:t xml:space="preserve"> </w:t>
-      </w:r>
-      <w:r>
-        <w:t xml:space="preserve">is a branchless conditional over a boolean</w:t>
+        <w:t xml:space="preserve">, and its familiar form</w:t>
+      </w:r>
+      <w:r>
+        <w:t xml:space="preserve"> </w:t>
+      </w:r>
+      <w:r>
+        <w:rPr>
+          <w:rStyle w:val="VerbatimChar"/>
+        </w:rPr>
+        <w:t xml:space="preserve">if c { a } else { b }</w:t>
+      </w:r>
+      <w:r>
+        <w:t xml:space="preserve">, is a branchless</w:t>
+      </w:r>
+      <w:r>
+        <w:t xml:space="preserve"> </w:t>
+      </w:r>
+      <w:r>
+        <w:t xml:space="preserve">conditional over a boolean</w:t>
       </w:r>
       <w:r>
         <w:t xml:space="preserve"> </w:t>
@@ -1079,13 +1127,7 @@
         <w:t xml:space="preserve">c</w:t>
       </w:r>
       <w:r>
-        <w:t xml:space="preserve">, evaluating both arms</w:t>
-      </w:r>
-      <w:r>
-        <w:t xml:space="preserve"> </w:t>
-      </w:r>
-      <w:r>
-        <w:t xml:space="preserve">and selecting one.</w:t>
+        <w:t xml:space="preserve">, evaluating both arms and selecting one.</w:t>
       </w:r>
       <w:r>
         <w:t xml:space="preserve"> </w:t>
@@ -1115,25 +1157,49 @@
         <w:t xml:space="preserve"> </w:t>
       </w:r>
       <w:r>
-        <w:t xml:space="preserve">is zero, so equality of two values is</w:t>
-      </w:r>
-      <w:r>
-        <w:t xml:space="preserve"> </w:t>
-      </w:r>
-      <w:r>
-        <w:t xml:space="preserve">written</w:t>
-      </w:r>
-      <w:r>
-        <w:t xml:space="preserve"> </w:t>
-      </w:r>
-      <w:r>
-        <w:rPr>
-          <w:rStyle w:val="VerbatimChar"/>
-        </w:rPr>
-        <w:t xml:space="preserve">assert x - y</w:t>
-      </w:r>
-      <w:r>
-        <w:t xml:space="preserve">.</w:t>
+        <w:t xml:space="preserve">is zero; the forms</w:t>
+      </w:r>
+      <w:r>
+        <w:t xml:space="preserve"> </w:t>
+      </w:r>
+      <w:r>
+        <w:rPr>
+          <w:rStyle w:val="VerbatimChar"/>
+        </w:rPr>
+        <w:t xml:space="preserve">assert a == b</w:t>
+      </w:r>
+      <w:r>
+        <w:t xml:space="preserve"> </w:t>
+      </w:r>
+      <w:r>
+        <w:t xml:space="preserve">and</w:t>
+      </w:r>
+      <w:r>
+        <w:t xml:space="preserve"> </w:t>
+      </w:r>
+      <w:r>
+        <w:rPr>
+          <w:rStyle w:val="VerbatimChar"/>
+        </w:rPr>
+        <w:t xml:space="preserve">assert a != b</w:t>
+      </w:r>
+      <w:r>
+        <w:t xml:space="preserve"> </w:t>
+      </w:r>
+      <w:r>
+        <w:t xml:space="preserve">read the</w:t>
+      </w:r>
+      <w:r>
+        <w:t xml:space="preserve"> </w:t>
+      </w:r>
+      <w:r>
+        <w:t xml:space="preserve">same intent, the first asserting the difference is zero, the second inverting it so</w:t>
+      </w:r>
+      <w:r>
+        <w:t xml:space="preserve"> </w:t>
+      </w:r>
+      <w:r>
+        <w:t xml:space="preserve">the assertion fails only when they are equal.</w:t>
       </w:r>
       <w:r>
         <w:t xml:space="preserve"> </w:t>
@@ -3531,7 +3597,7 @@
         <w:pStyle w:val="BodyText"/>
       </w:pPr>
       <w:r>
-        <w:t xml:space="preserve">The correctness evidence is a suite of fifty-two in-process proofs in</w:t>
+        <w:t xml:space="preserve">The correctness evidence is a suite of fifty-eight in-process proofs in</w:t>
       </w:r>
       <w:r>
         <w:t xml:space="preserve"> </w:t>
